--- a/ТестКейс.docx
+++ b/ТестКейс.docx
@@ -165,31 +165,39 @@
                 <w:sz w:val="24"/>
                 <w:szCs w:val="24"/>
               </w:rPr>
-              <w:t>Степанов Степан Степанович</w:t>
-            </w:r>
-          </w:p>
-          <w:p>
-            <w:pPr>
-              <w:rPr>
-                <w:rFonts w:ascii="Times New Roman" w:hAnsi="Times New Roman" w:cs="Times New Roman"/>
-                <w:sz w:val="24"/>
-                <w:szCs w:val="24"/>
-              </w:rPr>
-            </w:pPr>
-          </w:p>
-        </w:tc>
-        <w:tc>
-          <w:tcPr>
-            <w:tcW w:w="3115" w:type="dxa"/>
-          </w:tcPr>
-          <w:p>
-            <w:pPr>
-              <w:rPr>
-                <w:rFonts w:ascii="Times New Roman" w:hAnsi="Times New Roman" w:cs="Times New Roman"/>
-                <w:sz w:val="24"/>
-                <w:szCs w:val="24"/>
-              </w:rPr>
-            </w:pPr>
+              <w:t>7707083893|</w:t>
+            </w:r>
+          </w:p>
+          <w:p>
+            <w:pPr>
+              <w:rPr>
+                <w:rFonts w:ascii="Times New Roman" w:hAnsi="Times New Roman" w:cs="Times New Roman"/>
+                <w:sz w:val="24"/>
+                <w:szCs w:val="24"/>
+              </w:rPr>
+            </w:pPr>
+          </w:p>
+        </w:tc>
+        <w:tc>
+          <w:tcPr>
+            <w:tcW w:w="3115" w:type="dxa"/>
+          </w:tcPr>
+          <w:p>
+            <w:pPr>
+              <w:rPr>
+                <w:rFonts w:ascii="Times New Roman" w:hAnsi="Times New Roman" w:cs="Times New Roman"/>
+                <w:sz w:val="24"/>
+                <w:szCs w:val="24"/>
+              </w:rPr>
+            </w:pPr>
+            <w:r>
+              <w:rPr>
+                <w:rFonts w:ascii="Times New Roman" w:hAnsi="Times New Roman" w:cs="Times New Roman"/>
+                <w:sz w:val="24"/>
+                <w:szCs w:val="24"/>
+              </w:rPr>
+              <w:t>Не успешно</w:t>
+            </w:r>
           </w:p>
         </w:tc>
         <w:tc>
@@ -206,6 +214,14 @@
             </w:pPr>
             <w:bookmarkStart w:id="0" w:name="СпецСимвол1"/>
             <w:bookmarkEnd w:id="0"/>
+            <w:r>
+              <w:rPr>
+                <w:rFonts w:ascii="Times New Roman" w:hAnsi="Times New Roman" w:cs="Times New Roman"/>
+                <w:sz w:val="24"/>
+                <w:szCs w:val="24"/>
+              </w:rPr>
+              <w:t>Не успешно</w:t>
+            </w:r>
           </w:p>
         </w:tc>
       </w:tr>
@@ -228,31 +244,39 @@
                 <w:sz w:val="24"/>
                 <w:szCs w:val="24"/>
               </w:rPr>
-              <w:t>Лебедев) Лебедь) Лебедевич</w:t>
-            </w:r>
-          </w:p>
-          <w:p>
-            <w:pPr>
-              <w:rPr>
-                <w:rFonts w:ascii="Times New Roman" w:hAnsi="Times New Roman" w:cs="Times New Roman"/>
-                <w:sz w:val="24"/>
-                <w:szCs w:val="24"/>
-              </w:rPr>
-            </w:pPr>
-          </w:p>
-        </w:tc>
-        <w:tc>
-          <w:tcPr>
-            <w:tcW w:w="3115" w:type="dxa"/>
-          </w:tcPr>
-          <w:p>
-            <w:pPr>
-              <w:rPr>
-                <w:rFonts w:ascii="Times New Roman" w:hAnsi="Times New Roman" w:cs="Times New Roman"/>
-                <w:sz w:val="24"/>
-                <w:szCs w:val="24"/>
-              </w:rPr>
-            </w:pPr>
+              <w:t>7707083901</w:t>
+            </w:r>
+          </w:p>
+          <w:p>
+            <w:pPr>
+              <w:rPr>
+                <w:rFonts w:ascii="Times New Roman" w:hAnsi="Times New Roman" w:cs="Times New Roman"/>
+                <w:sz w:val="24"/>
+                <w:szCs w:val="24"/>
+              </w:rPr>
+            </w:pPr>
+          </w:p>
+        </w:tc>
+        <w:tc>
+          <w:tcPr>
+            <w:tcW w:w="3115" w:type="dxa"/>
+          </w:tcPr>
+          <w:p>
+            <w:pPr>
+              <w:rPr>
+                <w:rFonts w:ascii="Times New Roman" w:hAnsi="Times New Roman" w:cs="Times New Roman"/>
+                <w:sz w:val="24"/>
+                <w:szCs w:val="24"/>
+              </w:rPr>
+            </w:pPr>
+            <w:r>
+              <w:rPr>
+                <w:rFonts w:ascii="Times New Roman" w:hAnsi="Times New Roman" w:cs="Times New Roman"/>
+                <w:sz w:val="24"/>
+                <w:szCs w:val="24"/>
+              </w:rPr>
+              <w:t>Успешно</w:t>
+            </w:r>
           </w:p>
         </w:tc>
         <w:tc>
@@ -269,6 +293,14 @@
             </w:pPr>
             <w:bookmarkStart w:id="1" w:name="СпецСимвол2"/>
             <w:bookmarkEnd w:id="1"/>
+            <w:r>
+              <w:rPr>
+                <w:rFonts w:ascii="Times New Roman" w:hAnsi="Times New Roman" w:cs="Times New Roman"/>
+                <w:sz w:val="24"/>
+                <w:szCs w:val="24"/>
+              </w:rPr>
+              <w:t>Успешно</w:t>
+            </w:r>
           </w:p>
         </w:tc>
       </w:tr>
@@ -291,45 +323,215 @@
                 <w:sz w:val="24"/>
                 <w:szCs w:val="24"/>
               </w:rPr>
-              <w:t>Никифоров! Никифор! Никифорович</w:t>
-            </w:r>
-          </w:p>
-          <w:p>
-            <w:pPr>
-              <w:rPr>
-                <w:rFonts w:ascii="Times New Roman" w:hAnsi="Times New Roman" w:cs="Times New Roman"/>
-                <w:sz w:val="24"/>
-                <w:szCs w:val="24"/>
-              </w:rPr>
-            </w:pPr>
-          </w:p>
-        </w:tc>
-        <w:tc>
-          <w:tcPr>
-            <w:tcW w:w="3115" w:type="dxa"/>
-          </w:tcPr>
-          <w:p>
-            <w:pPr>
-              <w:rPr>
-                <w:rFonts w:ascii="Times New Roman" w:hAnsi="Times New Roman" w:cs="Times New Roman"/>
-                <w:sz w:val="24"/>
-                <w:szCs w:val="24"/>
-              </w:rPr>
-            </w:pPr>
-          </w:p>
-        </w:tc>
-        <w:tc>
-          <w:tcPr>
-            <w:tcW w:w="3115" w:type="dxa"/>
-          </w:tcPr>
-          <w:p>
-            <w:pPr>
-              <w:rPr>
-                <w:rFonts w:ascii="Times New Roman" w:hAnsi="Times New Roman" w:cs="Times New Roman"/>
-                <w:sz w:val="24"/>
-                <w:szCs w:val="24"/>
-              </w:rPr>
-            </w:pPr>
+              <w:t>7707083893</w:t>
+            </w:r>
+          </w:p>
+          <w:p>
+            <w:pPr>
+              <w:rPr>
+                <w:rFonts w:ascii="Times New Roman" w:hAnsi="Times New Roman" w:cs="Times New Roman"/>
+                <w:sz w:val="24"/>
+                <w:szCs w:val="24"/>
+              </w:rPr>
+            </w:pPr>
+          </w:p>
+        </w:tc>
+        <w:tc>
+          <w:tcPr>
+            <w:tcW w:w="3115" w:type="dxa"/>
+          </w:tcPr>
+          <w:p>
+            <w:pPr>
+              <w:rPr>
+                <w:rFonts w:ascii="Times New Roman" w:hAnsi="Times New Roman" w:cs="Times New Roman"/>
+                <w:sz w:val="24"/>
+                <w:szCs w:val="24"/>
+              </w:rPr>
+            </w:pPr>
+            <w:r>
+              <w:rPr>
+                <w:rFonts w:ascii="Times New Roman" w:hAnsi="Times New Roman" w:cs="Times New Roman"/>
+                <w:sz w:val="24"/>
+                <w:szCs w:val="24"/>
+              </w:rPr>
+              <w:t>Успешно</w:t>
+            </w:r>
+          </w:p>
+        </w:tc>
+        <w:tc>
+          <w:tcPr>
+            <w:tcW w:w="3115" w:type="dxa"/>
+          </w:tcPr>
+          <w:p>
+            <w:pPr>
+              <w:rPr>
+                <w:rFonts w:ascii="Times New Roman" w:hAnsi="Times New Roman" w:cs="Times New Roman"/>
+                <w:sz w:val="24"/>
+                <w:szCs w:val="24"/>
+              </w:rPr>
+            </w:pPr>
+            <w:r>
+              <w:rPr>
+                <w:rFonts w:ascii="Times New Roman" w:hAnsi="Times New Roman" w:cs="Times New Roman"/>
+                <w:sz w:val="24"/>
+                <w:szCs w:val="24"/>
+              </w:rPr>
+              <w:t>Успешно</w:t>
+            </w:r>
+          </w:p>
+        </w:tc>
+      </w:tr>
+      <w:tr>
+        <w:tc>
+          <w:tcPr>
+            <w:tcW w:w="3115" w:type="dxa"/>
+          </w:tcPr>
+          <w:p>
+            <w:pPr>
+              <w:rPr>
+                <w:rFonts w:ascii="Times New Roman" w:hAnsi="Times New Roman" w:cs="Times New Roman"/>
+                <w:sz w:val="24"/>
+                <w:szCs w:val="24"/>
+              </w:rPr>
+            </w:pPr>
+            <w:r>
+              <w:rPr>
+                <w:rFonts w:ascii="Times New Roman" w:hAnsi="Times New Roman" w:cs="Times New Roman"/>
+                <w:sz w:val="24"/>
+                <w:szCs w:val="24"/>
+              </w:rPr>
+              <w:t>7707083902</w:t>
+            </w:r>
+          </w:p>
+          <w:p>
+            <w:pPr>
+              <w:rPr>
+                <w:rFonts w:ascii="Times New Roman" w:hAnsi="Times New Roman" w:cs="Times New Roman"/>
+                <w:sz w:val="24"/>
+                <w:szCs w:val="24"/>
+              </w:rPr>
+            </w:pPr>
+          </w:p>
+        </w:tc>
+        <w:tc>
+          <w:tcPr>
+            <w:tcW w:w="3115" w:type="dxa"/>
+          </w:tcPr>
+          <w:p>
+            <w:pPr>
+              <w:rPr>
+                <w:rFonts w:ascii="Times New Roman" w:hAnsi="Times New Roman" w:cs="Times New Roman"/>
+                <w:sz w:val="24"/>
+                <w:szCs w:val="24"/>
+              </w:rPr>
+            </w:pPr>
+            <w:r>
+              <w:rPr>
+                <w:rFonts w:ascii="Times New Roman" w:hAnsi="Times New Roman" w:cs="Times New Roman"/>
+                <w:sz w:val="24"/>
+                <w:szCs w:val="24"/>
+              </w:rPr>
+              <w:t>Успешно</w:t>
+            </w:r>
+          </w:p>
+        </w:tc>
+        <w:tc>
+          <w:tcPr>
+            <w:tcW w:w="3115" w:type="dxa"/>
+          </w:tcPr>
+          <w:p>
+            <w:pPr>
+              <w:rPr>
+                <w:rFonts w:ascii="Times New Roman" w:hAnsi="Times New Roman" w:cs="Times New Roman"/>
+                <w:sz w:val="24"/>
+                <w:szCs w:val="24"/>
+              </w:rPr>
+            </w:pPr>
+            <w:r>
+              <w:rPr>
+                <w:rFonts w:ascii="Times New Roman" w:hAnsi="Times New Roman" w:cs="Times New Roman"/>
+                <w:sz w:val="24"/>
+                <w:szCs w:val="24"/>
+              </w:rPr>
+              <w:t>Успешно</w:t>
+            </w:r>
+          </w:p>
+        </w:tc>
+      </w:tr>
+      <w:tr>
+        <w:tc>
+          <w:tcPr>
+            <w:tcW w:w="3115" w:type="dxa"/>
+          </w:tcPr>
+          <w:p>
+            <w:pPr>
+              <w:rPr>
+                <w:rFonts w:ascii="Times New Roman" w:hAnsi="Times New Roman" w:cs="Times New Roman"/>
+                <w:sz w:val="24"/>
+                <w:szCs w:val="24"/>
+              </w:rPr>
+            </w:pPr>
+            <w:r>
+              <w:rPr>
+                <w:rFonts w:ascii="Times New Roman" w:hAnsi="Times New Roman" w:cs="Times New Roman"/>
+                <w:sz w:val="24"/>
+                <w:szCs w:val="24"/>
+              </w:rPr>
+              <w:t>77070905</w:t>
+            </w:r>
+          </w:p>
+          <w:p>
+            <w:pPr>
+              <w:rPr>
+                <w:rFonts w:ascii="Times New Roman" w:hAnsi="Times New Roman" w:cs="Times New Roman"/>
+                <w:sz w:val="24"/>
+                <w:szCs w:val="24"/>
+              </w:rPr>
+            </w:pPr>
+          </w:p>
+        </w:tc>
+        <w:tc>
+          <w:tcPr>
+            <w:tcW w:w="3115" w:type="dxa"/>
+          </w:tcPr>
+          <w:p>
+            <w:pPr>
+              <w:rPr>
+                <w:rFonts w:ascii="Times New Roman" w:hAnsi="Times New Roman" w:cs="Times New Roman"/>
+                <w:sz w:val="24"/>
+                <w:szCs w:val="24"/>
+              </w:rPr>
+            </w:pPr>
+            <w:r>
+              <w:rPr>
+                <w:rFonts w:ascii="Times New Roman" w:hAnsi="Times New Roman" w:cs="Times New Roman"/>
+                <w:sz w:val="24"/>
+                <w:szCs w:val="24"/>
+              </w:rPr>
+              <w:t>Не успешно</w:t>
+            </w:r>
+          </w:p>
+        </w:tc>
+        <w:tc>
+          <w:tcPr>
+            <w:tcW w:w="3115" w:type="dxa"/>
+          </w:tcPr>
+          <w:p>
+            <w:pPr>
+              <w:rPr>
+                <w:rFonts w:ascii="Times New Roman" w:hAnsi="Times New Roman" w:cs="Times New Roman"/>
+                <w:sz w:val="24"/>
+                <w:szCs w:val="24"/>
+              </w:rPr>
+            </w:pPr>
+            <w:r>
+              <w:rPr>
+                <w:rFonts w:ascii="Times New Roman" w:hAnsi="Times New Roman" w:cs="Times New Roman"/>
+                <w:sz w:val="24"/>
+                <w:szCs w:val="24"/>
+              </w:rPr>
+              <w:t>Не успешно</w:t>
+            </w:r>
           </w:p>
         </w:tc>
       </w:tr>
